--- a/hire/assets/dl/Ryan-Hickey-Resume.docx
+++ b/hire/assets/dl/Ryan-Hickey-Resume.docx
@@ -111,7 +111,7 @@
               <w:pStyle w:val="WPSkillList"/>
             </w:pPr>
             <w:r>
-              <w:t>Prompt Engineering · Claude Code · Claude Skills &amp; Subagents · OpenAI Codex · ChatGPT · GitHub Copilot · Model Context Protocol (MCP) · AI Agent Design · Multi-Agent Orchestration · Agentic Development Environments · Rapid Prototyping</w:t>
+              <w:t>Prompt Engineering · Claude Code · Claude Skills &amp; Subagents · OpenAI Codex · ChatGPT · GitHub Copilot · Model Context Protocol (MCP) · AI Agent Design · Multi-Agent Orchestration · Agentic Development Environments · Rapid Prototyping · Claude API · LLM Observability &amp; Evaluation</w:t>
             </w:r>
           </w:p>
         </w:tc>
@@ -132,7 +132,7 @@
               <w:pStyle w:val="WPSkillList"/>
             </w:pPr>
             <w:r>
-              <w:t>Python · SQL · VBA &amp; Advanced Excel · API-First Application Development · Custom Web Applications · Systems Design · Data Architecture · GitHub Actions &amp; GitFlow · CI/CD · Technical Documentation</w:t>
+              <w:t>Python · SQL · VBA &amp; Advanced Excel · API-First Application Development · Custom Web Applications · Systems Design · Data Architecture · GitHub Actions &amp; GitFlow · CI/CD · Technical Documentation · AWS · Docker · Supabase · Cloudflare</w:t>
             </w:r>
           </w:p>
         </w:tc>
@@ -155,7 +155,7 @@
               <w:pStyle w:val="WPSkillList"/>
             </w:pPr>
             <w:r>
-              <w:t>dbt · BigQuery · PostgreSQL · Looker &amp; Looker Studio · Dagster · ETL &amp; Analytics Pipelines · Warehouse Modeling · Cloud Analytics</w:t>
+              <w:t>dbt · BigQuery · PostgreSQL · Looker &amp; Looker Studio · Dagster · ETL &amp; Analytics Pipelines · Warehouse Modeling · Cloud Analytics · DuckDB · Parquet · dlt · DuckLake</w:t>
             </w:r>
           </w:p>
         </w:tc>
